--- a/Logs.docx
+++ b/Logs.docx
@@ -52,42 +52,259 @@
     <w:p>
       <w:pPr>
         <w:spacing w:before="0" w:beforeAutospacing="off" w:after="240" w:afterAutospacing="off"/>
-      </w:pPr>
-      <w:r>
-        <w:rPr>
-          <w:rFonts w:ascii="Segoe UI" w:hAnsi="Segoe UI" w:eastAsia="Segoe UI" w:cs="Segoe UI"/>
-          <w:b w:val="0"/>
-          <w:bCs w:val="0"/>
-          <w:i w:val="0"/>
-          <w:iCs w:val="0"/>
-          <w:caps w:val="0"/>
-          <w:smallCaps w:val="0"/>
-          <w:noProof w:val="0"/>
-          <w:color w:val="auto"/>
-          <w:sz w:val="19"/>
-          <w:szCs w:val="19"/>
-          <w:lang w:val="en-US"/>
-        </w:rPr>
-        <w:t>Tool: Claude in VS Code</w:t>
+        <w:rPr>
+          <w:rFonts w:ascii="Segoe UI" w:hAnsi="Segoe UI" w:eastAsia="Segoe UI" w:cs="Segoe UI"/>
+          <w:b w:val="1"/>
+          <w:bCs w:val="1"/>
+          <w:i w:val="0"/>
+          <w:iCs w:val="0"/>
+          <w:caps w:val="0"/>
+          <w:smallCaps w:val="0"/>
+          <w:noProof w:val="0"/>
+          <w:color w:val="FF0000"/>
+          <w:sz w:val="19"/>
+          <w:szCs w:val="19"/>
+          <w:lang w:val="en-US"/>
+        </w:rPr>
+      </w:pPr>
+      <w:r>
+        <w:rPr>
+          <w:rFonts w:ascii="Segoe UI" w:hAnsi="Segoe UI" w:eastAsia="Segoe UI" w:cs="Segoe UI"/>
+          <w:b w:val="1"/>
+          <w:bCs w:val="1"/>
+          <w:i w:val="0"/>
+          <w:iCs w:val="0"/>
+          <w:caps w:val="0"/>
+          <w:smallCaps w:val="0"/>
+          <w:noProof w:val="0"/>
+          <w:color w:val="FF0000"/>
+          <w:sz w:val="20"/>
+          <w:szCs w:val="20"/>
+          <w:lang w:val="en-US"/>
+        </w:rPr>
+        <w:t xml:space="preserve">Tool: </w:t>
+      </w:r>
+      <w:r>
+        <w:rPr>
+          <w:rFonts w:ascii="Segoe UI" w:hAnsi="Segoe UI" w:eastAsia="Segoe UI" w:cs="Segoe UI"/>
+          <w:b w:val="1"/>
+          <w:bCs w:val="1"/>
+          <w:i w:val="0"/>
+          <w:iCs w:val="0"/>
+          <w:caps w:val="0"/>
+          <w:smallCaps w:val="0"/>
+          <w:noProof w:val="0"/>
+          <w:color w:val="FF0000"/>
+          <w:sz w:val="19"/>
+          <w:szCs w:val="19"/>
+          <w:lang w:val="en-US"/>
+        </w:rPr>
+        <w:t>Claude in VS Code</w:t>
       </w:r>
     </w:p>
     <w:p>
       <w:pPr>
         <w:spacing w:before="0" w:beforeAutospacing="off" w:after="240" w:afterAutospacing="off"/>
-      </w:pPr>
-      <w:r>
-        <w:rPr>
-          <w:rFonts w:ascii="Segoe UI" w:hAnsi="Segoe UI" w:eastAsia="Segoe UI" w:cs="Segoe UI"/>
-          <w:b w:val="0"/>
-          <w:bCs w:val="0"/>
-          <w:i w:val="0"/>
-          <w:iCs w:val="0"/>
-          <w:caps w:val="0"/>
-          <w:smallCaps w:val="0"/>
-          <w:noProof w:val="0"/>
-          <w:color w:val="auto"/>
-          <w:sz w:val="19"/>
-          <w:szCs w:val="19"/>
+        <w:rPr>
+          <w:rFonts w:ascii="Segoe UI" w:hAnsi="Segoe UI" w:eastAsia="Segoe UI" w:cs="Segoe UI"/>
+          <w:b w:val="0"/>
+          <w:bCs w:val="0"/>
+          <w:i w:val="0"/>
+          <w:iCs w:val="0"/>
+          <w:caps w:val="0"/>
+          <w:smallCaps w:val="0"/>
+          <w:noProof w:val="0"/>
+          <w:color w:val="auto"/>
+          <w:sz w:val="19"/>
+          <w:szCs w:val="19"/>
+          <w:lang w:val="en-US"/>
+        </w:rPr>
+      </w:pPr>
+      <w:r>
+        <w:rPr>
+          <w:rFonts w:ascii="Segoe UI" w:hAnsi="Segoe UI" w:eastAsia="Segoe UI" w:cs="Segoe UI"/>
+          <w:b w:val="1"/>
+          <w:bCs w:val="1"/>
+          <w:i w:val="0"/>
+          <w:iCs w:val="0"/>
+          <w:caps w:val="0"/>
+          <w:smallCaps w:val="0"/>
+          <w:noProof w:val="0"/>
+          <w:color w:val="auto"/>
+          <w:sz w:val="20"/>
+          <w:szCs w:val="20"/>
+          <w:lang w:val="en-US"/>
+        </w:rPr>
+        <w:t>Goal:</w:t>
+      </w:r>
+      <w:r>
+        <w:rPr>
+          <w:rFonts w:ascii="Segoe UI" w:hAnsi="Segoe UI" w:eastAsia="Segoe UI" w:cs="Segoe UI"/>
+          <w:b w:val="0"/>
+          <w:bCs w:val="0"/>
+          <w:i w:val="0"/>
+          <w:iCs w:val="0"/>
+          <w:caps w:val="0"/>
+          <w:smallCaps w:val="0"/>
+          <w:noProof w:val="0"/>
+          <w:color w:val="auto"/>
+          <w:sz w:val="19"/>
+          <w:szCs w:val="19"/>
+          <w:lang w:val="en-US"/>
+        </w:rPr>
+        <w:t xml:space="preserve"> </w:t>
+      </w:r>
+      <w:r>
+        <w:rPr>
+          <w:rFonts w:ascii="Segoe UI" w:hAnsi="Segoe UI" w:eastAsia="Segoe UI" w:cs="Segoe UI"/>
+          <w:b w:val="0"/>
+          <w:bCs w:val="0"/>
+          <w:i w:val="0"/>
+          <w:iCs w:val="0"/>
+          <w:caps w:val="0"/>
+          <w:smallCaps w:val="0"/>
+          <w:noProof w:val="0"/>
+          <w:color w:val="auto"/>
+          <w:sz w:val="19"/>
+          <w:szCs w:val="19"/>
+          <w:lang w:val="en-US"/>
+        </w:rPr>
+        <w:t xml:space="preserve">Wanted to </w:t>
+      </w:r>
+      <w:r>
+        <w:rPr>
+          <w:rFonts w:ascii="Segoe UI" w:hAnsi="Segoe UI" w:eastAsia="Segoe UI" w:cs="Segoe UI"/>
+          <w:b w:val="0"/>
+          <w:bCs w:val="0"/>
+          <w:i w:val="0"/>
+          <w:iCs w:val="0"/>
+          <w:caps w:val="0"/>
+          <w:smallCaps w:val="0"/>
+          <w:noProof w:val="0"/>
+          <w:color w:val="auto"/>
+          <w:sz w:val="19"/>
+          <w:szCs w:val="19"/>
+          <w:lang w:val="en-US"/>
+        </w:rPr>
+        <w:t xml:space="preserve">see </w:t>
+      </w:r>
+      <w:r>
+        <w:rPr>
+          <w:rFonts w:ascii="Segoe UI" w:hAnsi="Segoe UI" w:eastAsia="Segoe UI" w:cs="Segoe UI"/>
+          <w:b w:val="0"/>
+          <w:bCs w:val="0"/>
+          <w:i w:val="0"/>
+          <w:iCs w:val="0"/>
+          <w:caps w:val="0"/>
+          <w:smallCaps w:val="0"/>
+          <w:noProof w:val="0"/>
+          <w:color w:val="auto"/>
+          <w:sz w:val="19"/>
+          <w:szCs w:val="19"/>
+          <w:lang w:val="en-US"/>
+        </w:rPr>
+        <w:t xml:space="preserve">how the AI would create the website/application </w:t>
+      </w:r>
+      <w:r>
+        <w:rPr>
+          <w:rFonts w:ascii="Segoe UI" w:hAnsi="Segoe UI" w:eastAsia="Segoe UI" w:cs="Segoe UI"/>
+          <w:b w:val="0"/>
+          <w:bCs w:val="0"/>
+          <w:i w:val="0"/>
+          <w:iCs w:val="0"/>
+          <w:caps w:val="0"/>
+          <w:smallCaps w:val="0"/>
+          <w:noProof w:val="0"/>
+          <w:color w:val="auto"/>
+          <w:sz w:val="19"/>
+          <w:szCs w:val="19"/>
+          <w:lang w:val="en-US"/>
+        </w:rPr>
+        <w:t xml:space="preserve">with our first prompt </w:t>
+      </w:r>
+      <w:r>
+        <w:rPr>
+          <w:rFonts w:ascii="Segoe UI" w:hAnsi="Segoe UI" w:eastAsia="Segoe UI" w:cs="Segoe UI"/>
+          <w:b w:val="0"/>
+          <w:bCs w:val="0"/>
+          <w:i w:val="0"/>
+          <w:iCs w:val="0"/>
+          <w:caps w:val="0"/>
+          <w:smallCaps w:val="0"/>
+          <w:noProof w:val="0"/>
+          <w:color w:val="auto"/>
+          <w:sz w:val="19"/>
+          <w:szCs w:val="19"/>
+          <w:lang w:val="en-US"/>
+        </w:rPr>
+        <w:t xml:space="preserve">and then further </w:t>
+      </w:r>
+      <w:r>
+        <w:rPr>
+          <w:rFonts w:ascii="Segoe UI" w:hAnsi="Segoe UI" w:eastAsia="Segoe UI" w:cs="Segoe UI"/>
+          <w:b w:val="0"/>
+          <w:bCs w:val="0"/>
+          <w:i w:val="0"/>
+          <w:iCs w:val="0"/>
+          <w:caps w:val="0"/>
+          <w:smallCaps w:val="0"/>
+          <w:noProof w:val="0"/>
+          <w:color w:val="auto"/>
+          <w:sz w:val="19"/>
+          <w:szCs w:val="19"/>
+          <w:lang w:val="en-US"/>
+        </w:rPr>
+        <w:t xml:space="preserve">tweak its first design with more prompts to get the </w:t>
+      </w:r>
+      <w:r>
+        <w:rPr>
+          <w:rFonts w:ascii="Segoe UI" w:hAnsi="Segoe UI" w:eastAsia="Segoe UI" w:cs="Segoe UI"/>
+          <w:b w:val="0"/>
+          <w:bCs w:val="0"/>
+          <w:i w:val="0"/>
+          <w:iCs w:val="0"/>
+          <w:caps w:val="0"/>
+          <w:smallCaps w:val="0"/>
+          <w:noProof w:val="0"/>
+          <w:color w:val="auto"/>
+          <w:sz w:val="19"/>
+          <w:szCs w:val="19"/>
+          <w:lang w:val="en-US"/>
+        </w:rPr>
+        <w:t xml:space="preserve">result we wanted. </w:t>
+      </w:r>
+    </w:p>
+    <w:p>
+      <w:pPr>
+        <w:spacing w:before="0" w:beforeAutospacing="off" w:after="240" w:afterAutospacing="off"/>
+        <w:rPr>
+          <w:rFonts w:ascii="Segoe UI" w:hAnsi="Segoe UI" w:eastAsia="Segoe UI" w:cs="Segoe UI"/>
+          <w:b w:val="1"/>
+          <w:bCs w:val="1"/>
+          <w:i w:val="0"/>
+          <w:iCs w:val="0"/>
+          <w:caps w:val="0"/>
+          <w:smallCaps w:val="0"/>
+          <w:noProof w:val="0"/>
+          <w:color w:val="auto"/>
+          <w:sz w:val="20"/>
+          <w:szCs w:val="20"/>
+          <w:lang w:val="en-US"/>
+        </w:rPr>
+      </w:pPr>
+      <w:r>
+        <w:rPr>
+          <w:rFonts w:ascii="Segoe UI" w:hAnsi="Segoe UI" w:eastAsia="Segoe UI" w:cs="Segoe UI"/>
+          <w:b w:val="1"/>
+          <w:bCs w:val="1"/>
+          <w:i w:val="0"/>
+          <w:iCs w:val="0"/>
+          <w:caps w:val="0"/>
+          <w:smallCaps w:val="0"/>
+          <w:noProof w:val="0"/>
+          <w:color w:val="auto"/>
+          <w:sz w:val="20"/>
+          <w:szCs w:val="20"/>
           <w:lang w:val="en-US"/>
         </w:rPr>
         <w:t>Prompt:</w:t>
@@ -780,6 +997,61 @@
     </w:p>
     <w:p>
       <w:pPr>
+        <w:spacing w:before="0" w:beforeAutospacing="off" w:after="0" w:afterAutospacing="off"/>
+        <w:rPr>
+          <w:rFonts w:ascii="Segoe UI" w:hAnsi="Segoe UI" w:eastAsia="Segoe UI" w:cs="Segoe UI"/>
+          <w:b w:val="1"/>
+          <w:bCs w:val="1"/>
+          <w:i w:val="0"/>
+          <w:iCs w:val="0"/>
+          <w:caps w:val="0"/>
+          <w:smallCaps w:val="0"/>
+          <w:noProof w:val="0"/>
+          <w:color w:val="auto"/>
+          <w:sz w:val="19"/>
+          <w:szCs w:val="19"/>
+          <w:lang w:val="en-US"/>
+        </w:rPr>
+      </w:pPr>
+      <w:r>
+        <w:rPr>
+          <w:rFonts w:ascii="Segoe UI" w:hAnsi="Segoe UI" w:eastAsia="Segoe UI" w:cs="Segoe UI"/>
+          <w:b w:val="1"/>
+          <w:bCs w:val="1"/>
+          <w:i w:val="0"/>
+          <w:iCs w:val="0"/>
+          <w:caps w:val="0"/>
+          <w:smallCaps w:val="0"/>
+          <w:noProof w:val="0"/>
+          <w:color w:val="auto"/>
+          <w:sz w:val="19"/>
+          <w:szCs w:val="19"/>
+          <w:lang w:val="en-US"/>
+        </w:rPr>
+        <w:t>Changes:</w:t>
+      </w:r>
+    </w:p>
+    <w:p>
+      <w:pPr>
+        <w:spacing w:before="0" w:beforeAutospacing="off" w:after="0" w:afterAutospacing="off"/>
+        <w:rPr>
+          <w:rFonts w:ascii="Segoe UI" w:hAnsi="Segoe UI" w:eastAsia="Segoe UI" w:cs="Segoe UI"/>
+          <w:b w:val="0"/>
+          <w:bCs w:val="0"/>
+          <w:i w:val="0"/>
+          <w:iCs w:val="0"/>
+          <w:caps w:val="0"/>
+          <w:smallCaps w:val="0"/>
+          <w:noProof w:val="0"/>
+          <w:color w:val="auto"/>
+          <w:sz w:val="19"/>
+          <w:szCs w:val="19"/>
+          <w:lang w:val="en-US"/>
+        </w:rPr>
+      </w:pPr>
+    </w:p>
+    <w:p>
+      <w:pPr>
         <w:pStyle w:val="Normal"/>
         <w:spacing w:before="0" w:beforeAutospacing="off" w:after="0" w:afterAutospacing="off"/>
       </w:pPr>
@@ -1370,10 +1642,845 @@
       <w:pPr>
         <w:pStyle w:val="Normal"/>
         <w:spacing w:before="0" w:beforeAutospacing="off" w:after="0" w:afterAutospacing="off"/>
-        <w:rPr>
-          <w:rFonts w:ascii="Segoe UI" w:hAnsi="Segoe UI" w:eastAsia="Segoe UI" w:cs="Segoe UI"/>
-          <w:b w:val="0"/>
-          <w:bCs w:val="0"/>
+      </w:pPr>
+      <w:r>
+        <w:rPr>
+          <w:rFonts w:ascii="Segoe UI" w:hAnsi="Segoe UI" w:eastAsia="Segoe UI" w:cs="Segoe UI"/>
+          <w:b w:val="1"/>
+          <w:bCs w:val="1"/>
+          <w:i w:val="0"/>
+          <w:iCs w:val="0"/>
+          <w:caps w:val="0"/>
+          <w:smallCaps w:val="0"/>
+          <w:noProof w:val="0"/>
+          <w:color w:val="auto"/>
+          <w:sz w:val="19"/>
+          <w:szCs w:val="19"/>
+          <w:lang w:val="en-US"/>
+        </w:rPr>
+        <w:t>20/4/26</w:t>
+      </w:r>
+      <w:r>
+        <w:rPr>
+          <w:rFonts w:ascii="Segoe UI" w:hAnsi="Segoe UI" w:eastAsia="Segoe UI" w:cs="Segoe UI"/>
+          <w:b w:val="1"/>
+          <w:bCs w:val="1"/>
+          <w:i w:val="0"/>
+          <w:iCs w:val="0"/>
+          <w:caps w:val="0"/>
+          <w:smallCaps w:val="0"/>
+          <w:noProof w:val="0"/>
+          <w:color w:val="auto"/>
+          <w:sz w:val="19"/>
+          <w:szCs w:val="19"/>
+          <w:lang w:val="en-US"/>
+        </w:rPr>
+        <w:t xml:space="preserve"> </w:t>
+      </w:r>
+    </w:p>
+    <w:p>
+      <w:pPr>
+        <w:pStyle w:val="Normal"/>
+        <w:spacing w:before="0" w:beforeAutospacing="off" w:after="0" w:afterAutospacing="off"/>
+        <w:rPr>
+          <w:rFonts w:ascii="Segoe UI" w:hAnsi="Segoe UI" w:eastAsia="Segoe UI" w:cs="Segoe UI"/>
+          <w:b w:val="1"/>
+          <w:bCs w:val="1"/>
+          <w:i w:val="0"/>
+          <w:iCs w:val="0"/>
+          <w:caps w:val="0"/>
+          <w:smallCaps w:val="0"/>
+          <w:noProof w:val="0"/>
+          <w:color w:val="FF0000"/>
+          <w:sz w:val="19"/>
+          <w:szCs w:val="19"/>
+          <w:lang w:val="en-US"/>
+        </w:rPr>
+      </w:pPr>
+      <w:r>
+        <w:rPr>
+          <w:rFonts w:ascii="Segoe UI" w:hAnsi="Segoe UI" w:eastAsia="Segoe UI" w:cs="Segoe UI"/>
+          <w:b w:val="1"/>
+          <w:bCs w:val="1"/>
+          <w:i w:val="0"/>
+          <w:iCs w:val="0"/>
+          <w:caps w:val="0"/>
+          <w:smallCaps w:val="0"/>
+          <w:noProof w:val="0"/>
+          <w:color w:val="FF0000"/>
+          <w:sz w:val="19"/>
+          <w:szCs w:val="19"/>
+          <w:lang w:val="en-US"/>
+        </w:rPr>
+        <w:t>Tool: Google Gemini</w:t>
+      </w:r>
+    </w:p>
+    <w:p>
+      <w:pPr>
+        <w:pStyle w:val="Normal"/>
+        <w:spacing w:before="0" w:beforeAutospacing="off" w:after="0" w:afterAutospacing="off"/>
+        <w:rPr>
+          <w:rFonts w:ascii="Segoe UI" w:hAnsi="Segoe UI" w:eastAsia="Segoe UI" w:cs="Segoe UI"/>
+          <w:b w:val="0"/>
+          <w:bCs w:val="0"/>
+          <w:i w:val="0"/>
+          <w:iCs w:val="0"/>
+          <w:caps w:val="0"/>
+          <w:smallCaps w:val="0"/>
+          <w:noProof w:val="0"/>
+          <w:color w:val="auto"/>
+          <w:sz w:val="19"/>
+          <w:szCs w:val="19"/>
+          <w:lang w:val="en-US"/>
+        </w:rPr>
+      </w:pPr>
+    </w:p>
+    <w:p>
+      <w:pPr>
+        <w:pStyle w:val="Normal"/>
+        <w:spacing w:before="0" w:beforeAutospacing="off" w:after="0" w:afterAutospacing="off"/>
+      </w:pPr>
+      <w:r>
+        <w:rPr>
+          <w:rFonts w:ascii="Segoe UI" w:hAnsi="Segoe UI" w:eastAsia="Segoe UI" w:cs="Segoe UI"/>
+          <w:b w:val="0"/>
+          <w:bCs w:val="0"/>
+          <w:i w:val="0"/>
+          <w:iCs w:val="0"/>
+          <w:caps w:val="0"/>
+          <w:smallCaps w:val="0"/>
+          <w:noProof w:val="0"/>
+          <w:color w:val="auto"/>
+          <w:sz w:val="19"/>
+          <w:szCs w:val="19"/>
+          <w:lang w:val="en-US"/>
+        </w:rPr>
+        <w:t>Prompt:</w:t>
+      </w:r>
+    </w:p>
+    <w:p>
+      <w:pPr>
+        <w:pStyle w:val="Normal"/>
+        <w:spacing w:before="240" w:beforeAutospacing="off" w:after="240" w:afterAutospacing="off"/>
+      </w:pPr>
+      <w:r>
+        <w:rPr>
+          <w:rFonts w:ascii="Segoe UI" w:hAnsi="Segoe UI" w:eastAsia="Segoe UI" w:cs="Segoe UI"/>
+          <w:b w:val="0"/>
+          <w:bCs w:val="0"/>
+          <w:i w:val="0"/>
+          <w:iCs w:val="0"/>
+          <w:caps w:val="0"/>
+          <w:smallCaps w:val="0"/>
+          <w:noProof w:val="0"/>
+          <w:color w:val="auto"/>
+          <w:sz w:val="19"/>
+          <w:szCs w:val="19"/>
+          <w:lang w:val="en-US"/>
+        </w:rPr>
+        <w:t>“</w:t>
+      </w:r>
+      <w:r>
+        <w:rPr>
+          <w:rFonts w:ascii="Segoe UI" w:hAnsi="Segoe UI" w:eastAsia="Segoe UI" w:cs="Segoe UI"/>
+          <w:noProof w:val="0"/>
+          <w:sz w:val="19"/>
+          <w:szCs w:val="19"/>
+          <w:lang w:val="en-US"/>
+        </w:rPr>
+        <w:t xml:space="preserve">The 4 pages the group wants </w:t>
+      </w:r>
+      <w:r>
+        <w:rPr>
+          <w:rFonts w:ascii="Segoe UI" w:hAnsi="Segoe UI" w:eastAsia="Segoe UI" w:cs="Segoe UI"/>
+          <w:noProof w:val="0"/>
+          <w:sz w:val="19"/>
+          <w:szCs w:val="19"/>
+          <w:lang w:val="en-US"/>
+        </w:rPr>
+        <w:t>added</w:t>
+      </w:r>
+      <w:r>
+        <w:rPr>
+          <w:rFonts w:ascii="Segoe UI" w:hAnsi="Segoe UI" w:eastAsia="Segoe UI" w:cs="Segoe UI"/>
+          <w:noProof w:val="0"/>
+          <w:sz w:val="19"/>
+          <w:szCs w:val="19"/>
+          <w:lang w:val="en-US"/>
+        </w:rPr>
+        <w:t xml:space="preserve"> to the website </w:t>
+      </w:r>
+      <w:r>
+        <w:rPr>
+          <w:rFonts w:ascii="Segoe UI" w:hAnsi="Segoe UI" w:eastAsia="Segoe UI" w:cs="Segoe UI"/>
+          <w:noProof w:val="0"/>
+          <w:sz w:val="19"/>
+          <w:szCs w:val="19"/>
+          <w:lang w:val="en-US"/>
+        </w:rPr>
+        <w:t>is</w:t>
+      </w:r>
+      <w:r>
+        <w:rPr>
+          <w:rFonts w:ascii="Segoe UI" w:hAnsi="Segoe UI" w:eastAsia="Segoe UI" w:cs="Segoe UI"/>
+          <w:noProof w:val="0"/>
+          <w:sz w:val="19"/>
+          <w:szCs w:val="19"/>
+          <w:lang w:val="en-US"/>
+        </w:rPr>
+        <w:t xml:space="preserve"> a timetable, canteen menu, a </w:t>
+      </w:r>
+      <w:r>
+        <w:rPr>
+          <w:rFonts w:ascii="Segoe UI" w:hAnsi="Segoe UI" w:eastAsia="Segoe UI" w:cs="Segoe UI"/>
+          <w:noProof w:val="0"/>
+          <w:sz w:val="19"/>
+          <w:szCs w:val="19"/>
+          <w:lang w:val="en-US"/>
+        </w:rPr>
+        <w:t>map</w:t>
+      </w:r>
+      <w:r>
+        <w:rPr>
+          <w:rFonts w:ascii="Segoe UI" w:hAnsi="Segoe UI" w:eastAsia="Segoe UI" w:cs="Segoe UI"/>
+          <w:noProof w:val="0"/>
+          <w:sz w:val="19"/>
+          <w:szCs w:val="19"/>
+          <w:lang w:val="en-US"/>
+        </w:rPr>
+        <w:t xml:space="preserve"> and a lost found page. </w:t>
+      </w:r>
+      <w:r>
+        <w:rPr>
+          <w:rFonts w:ascii="Segoe UI" w:hAnsi="Segoe UI" w:eastAsia="Segoe UI" w:cs="Segoe UI"/>
+          <w:noProof w:val="0"/>
+          <w:sz w:val="19"/>
+          <w:szCs w:val="19"/>
+          <w:lang w:val="en-US"/>
+        </w:rPr>
+        <w:t xml:space="preserve">Use 1 font for the entire page, preferably "Roboto" from google fonts. </w:t>
+      </w:r>
+    </w:p>
+    <w:p>
+      <w:pPr>
+        <w:spacing w:before="240" w:beforeAutospacing="off" w:after="240" w:afterAutospacing="off"/>
+      </w:pPr>
+      <w:r>
+        <w:rPr>
+          <w:rFonts w:ascii="Segoe UI" w:hAnsi="Segoe UI" w:eastAsia="Segoe UI" w:cs="Segoe UI"/>
+          <w:noProof w:val="0"/>
+          <w:sz w:val="19"/>
+          <w:szCs w:val="19"/>
+          <w:lang w:val="en-US"/>
+        </w:rPr>
+        <w:t xml:space="preserve">All the information should be FAKE AND </w:t>
+      </w:r>
+      <w:r>
+        <w:rPr>
+          <w:rFonts w:ascii="Segoe UI" w:hAnsi="Segoe UI" w:eastAsia="Segoe UI" w:cs="Segoe UI"/>
+          <w:noProof w:val="0"/>
+          <w:sz w:val="19"/>
+          <w:szCs w:val="19"/>
+          <w:lang w:val="en-US"/>
+        </w:rPr>
+        <w:t>MADE UP</w:t>
+      </w:r>
+      <w:r>
+        <w:rPr>
+          <w:rFonts w:ascii="Segoe UI" w:hAnsi="Segoe UI" w:eastAsia="Segoe UI" w:cs="Segoe UI"/>
+          <w:noProof w:val="0"/>
+          <w:sz w:val="19"/>
+          <w:szCs w:val="19"/>
+          <w:lang w:val="en-US"/>
+        </w:rPr>
+        <w:t xml:space="preserve"> including names of locations, names of students (if they are needed on any of the pages to be used as an example), contact information including emails and phone numbers. </w:t>
+      </w:r>
+    </w:p>
+    <w:p>
+      <w:pPr>
+        <w:spacing w:before="240" w:beforeAutospacing="off" w:after="240" w:afterAutospacing="off"/>
+      </w:pPr>
+      <w:r>
+        <w:rPr>
+          <w:rFonts w:ascii="Segoe UI" w:hAnsi="Segoe UI" w:eastAsia="Segoe UI" w:cs="Segoe UI"/>
+          <w:noProof w:val="0"/>
+          <w:sz w:val="19"/>
+          <w:szCs w:val="19"/>
+          <w:lang w:val="en-US"/>
+        </w:rPr>
+        <w:t xml:space="preserve">Accessibility should be a top </w:t>
+      </w:r>
+      <w:r>
+        <w:rPr>
+          <w:rFonts w:ascii="Segoe UI" w:hAnsi="Segoe UI" w:eastAsia="Segoe UI" w:cs="Segoe UI"/>
+          <w:noProof w:val="0"/>
+          <w:sz w:val="19"/>
+          <w:szCs w:val="19"/>
+          <w:lang w:val="en-US"/>
+        </w:rPr>
+        <w:t>priority</w:t>
+      </w:r>
+      <w:r>
+        <w:rPr>
+          <w:rFonts w:ascii="Segoe UI" w:hAnsi="Segoe UI" w:eastAsia="Segoe UI" w:cs="Segoe UI"/>
+          <w:noProof w:val="0"/>
+          <w:sz w:val="19"/>
+          <w:szCs w:val="19"/>
+          <w:lang w:val="en-US"/>
+        </w:rPr>
+        <w:t xml:space="preserve"> and the website should be user friendly. Change the </w:t>
+      </w:r>
+      <w:r>
+        <w:rPr>
+          <w:rFonts w:ascii="Segoe UI" w:hAnsi="Segoe UI" w:eastAsia="Segoe UI" w:cs="Segoe UI"/>
+          <w:noProof w:val="0"/>
+          <w:sz w:val="19"/>
+          <w:szCs w:val="19"/>
+          <w:lang w:val="en-US"/>
+        </w:rPr>
+        <w:t>colour</w:t>
+      </w:r>
+      <w:r>
+        <w:rPr>
+          <w:rFonts w:ascii="Segoe UI" w:hAnsi="Segoe UI" w:eastAsia="Segoe UI" w:cs="Segoe UI"/>
+          <w:noProof w:val="0"/>
+          <w:sz w:val="19"/>
+          <w:szCs w:val="19"/>
+          <w:lang w:val="en-US"/>
+        </w:rPr>
+        <w:t xml:space="preserve"> scheme of the entire website to be white and blue, just use appealing </w:t>
+      </w:r>
+      <w:r>
+        <w:rPr>
+          <w:rFonts w:ascii="Segoe UI" w:hAnsi="Segoe UI" w:eastAsia="Segoe UI" w:cs="Segoe UI"/>
+          <w:noProof w:val="0"/>
+          <w:sz w:val="19"/>
+          <w:szCs w:val="19"/>
+          <w:lang w:val="en-US"/>
+        </w:rPr>
+        <w:t>colours</w:t>
+      </w:r>
+      <w:r>
+        <w:rPr>
+          <w:rFonts w:ascii="Segoe UI" w:hAnsi="Segoe UI" w:eastAsia="Segoe UI" w:cs="Segoe UI"/>
+          <w:noProof w:val="0"/>
+          <w:sz w:val="19"/>
+          <w:szCs w:val="19"/>
+          <w:lang w:val="en-US"/>
+        </w:rPr>
+        <w:t xml:space="preserve"> that's suitable for a college based application, all text throughout should be visible including in text boxes where the user has to input something, add a footer containing useful information where students can easily navigate to. The image </w:t>
+      </w:r>
+      <w:r>
+        <w:rPr>
+          <w:rFonts w:ascii="Segoe UI" w:hAnsi="Segoe UI" w:eastAsia="Segoe UI" w:cs="Segoe UI"/>
+          <w:noProof w:val="0"/>
+          <w:sz w:val="19"/>
+          <w:szCs w:val="19"/>
+          <w:lang w:val="en-US"/>
+        </w:rPr>
+        <w:t>i</w:t>
+      </w:r>
+      <w:r>
+        <w:rPr>
+          <w:rFonts w:ascii="Segoe UI" w:hAnsi="Segoe UI" w:eastAsia="Segoe UI" w:cs="Segoe UI"/>
+          <w:noProof w:val="0"/>
+          <w:sz w:val="19"/>
+          <w:szCs w:val="19"/>
+          <w:lang w:val="en-US"/>
+        </w:rPr>
+        <w:t xml:space="preserve"> provided can be used as a background picture on the home page. When creating buttons throughout the site, they should all be visible, </w:t>
+      </w:r>
+      <w:r>
+        <w:rPr>
+          <w:rFonts w:ascii="Segoe UI" w:hAnsi="Segoe UI" w:eastAsia="Segoe UI" w:cs="Segoe UI"/>
+          <w:noProof w:val="0"/>
+          <w:sz w:val="19"/>
+          <w:szCs w:val="19"/>
+          <w:lang w:val="en-US"/>
+        </w:rPr>
+        <w:t>interactive</w:t>
+      </w:r>
+      <w:r>
+        <w:rPr>
+          <w:rFonts w:ascii="Segoe UI" w:hAnsi="Segoe UI" w:eastAsia="Segoe UI" w:cs="Segoe UI"/>
+          <w:noProof w:val="0"/>
+          <w:sz w:val="19"/>
+          <w:szCs w:val="19"/>
+          <w:lang w:val="en-US"/>
+        </w:rPr>
+        <w:t xml:space="preserve"> and have a light animation </w:t>
+      </w:r>
+      <w:r>
+        <w:rPr>
+          <w:rFonts w:ascii="Segoe UI" w:hAnsi="Segoe UI" w:eastAsia="Segoe UI" w:cs="Segoe UI"/>
+          <w:noProof w:val="0"/>
+          <w:sz w:val="19"/>
+          <w:szCs w:val="19"/>
+          <w:lang w:val="en-US"/>
+        </w:rPr>
+        <w:t>to</w:t>
+      </w:r>
+      <w:r>
+        <w:rPr>
+          <w:rFonts w:ascii="Segoe UI" w:hAnsi="Segoe UI" w:eastAsia="Segoe UI" w:cs="Segoe UI"/>
+          <w:noProof w:val="0"/>
+          <w:sz w:val="19"/>
+          <w:szCs w:val="19"/>
+          <w:lang w:val="en-US"/>
+        </w:rPr>
+        <w:t xml:space="preserve"> them. </w:t>
+      </w:r>
+    </w:p>
+    <w:p>
+      <w:pPr>
+        <w:spacing w:before="240" w:beforeAutospacing="off" w:after="240" w:afterAutospacing="off"/>
+      </w:pPr>
+      <w:r>
+        <w:rPr>
+          <w:rFonts w:ascii="Segoe UI" w:hAnsi="Segoe UI" w:eastAsia="Segoe UI" w:cs="Segoe UI"/>
+          <w:noProof w:val="0"/>
+          <w:sz w:val="19"/>
+          <w:szCs w:val="19"/>
+          <w:lang w:val="en-US"/>
+        </w:rPr>
+        <w:t xml:space="preserve">For the timetable, have a schedule for Monday to Friday, the times for these days can vary from 9am to 4pm, switch it up a little but have a 9am to 4pm 2 days a week and you can decide what times the other 3 days should be and how they should be broken up into. Add in 4 groups, 1 to 4, giving them different schedules. Give each group a different module. The layout should be simple, easy to navigate for </w:t>
+      </w:r>
+      <w:r>
+        <w:rPr>
+          <w:rFonts w:ascii="Segoe UI" w:hAnsi="Segoe UI" w:eastAsia="Segoe UI" w:cs="Segoe UI"/>
+          <w:noProof w:val="0"/>
+          <w:sz w:val="19"/>
+          <w:szCs w:val="19"/>
+          <w:lang w:val="en-US"/>
+        </w:rPr>
+        <w:t>students</w:t>
+      </w:r>
+      <w:r>
+        <w:rPr>
+          <w:rFonts w:ascii="Segoe UI" w:hAnsi="Segoe UI" w:eastAsia="Segoe UI" w:cs="Segoe UI"/>
+          <w:noProof w:val="0"/>
+          <w:sz w:val="19"/>
+          <w:szCs w:val="19"/>
+          <w:lang w:val="en-US"/>
+        </w:rPr>
+        <w:t xml:space="preserve"> and have everything labelled. </w:t>
+      </w:r>
+    </w:p>
+    <w:p>
+      <w:pPr>
+        <w:spacing w:before="240" w:beforeAutospacing="off" w:after="240" w:afterAutospacing="off"/>
+      </w:pPr>
+      <w:r>
+        <w:rPr>
+          <w:rFonts w:ascii="Segoe UI" w:hAnsi="Segoe UI" w:eastAsia="Segoe UI" w:cs="Segoe UI"/>
+          <w:noProof w:val="0"/>
+          <w:sz w:val="19"/>
+          <w:szCs w:val="19"/>
+          <w:lang w:val="en-US"/>
+        </w:rPr>
+        <w:t xml:space="preserve">For the map, this should be a blueprint of a </w:t>
+      </w:r>
+      <w:r>
+        <w:rPr>
+          <w:rFonts w:ascii="Segoe UI" w:hAnsi="Segoe UI" w:eastAsia="Segoe UI" w:cs="Segoe UI"/>
+          <w:noProof w:val="0"/>
+          <w:sz w:val="19"/>
+          <w:szCs w:val="19"/>
+          <w:lang w:val="en-US"/>
+        </w:rPr>
+        <w:t>made up</w:t>
+      </w:r>
+      <w:r>
+        <w:rPr>
+          <w:rFonts w:ascii="Segoe UI" w:hAnsi="Segoe UI" w:eastAsia="Segoe UI" w:cs="Segoe UI"/>
+          <w:noProof w:val="0"/>
+          <w:sz w:val="19"/>
+          <w:szCs w:val="19"/>
+          <w:lang w:val="en-US"/>
+        </w:rPr>
+        <w:t xml:space="preserve"> university building with a birds-eye </w:t>
+      </w:r>
+      <w:r>
+        <w:rPr>
+          <w:rFonts w:ascii="Segoe UI" w:hAnsi="Segoe UI" w:eastAsia="Segoe UI" w:cs="Segoe UI"/>
+          <w:noProof w:val="0"/>
+          <w:sz w:val="19"/>
+          <w:szCs w:val="19"/>
+          <w:lang w:val="en-US"/>
+        </w:rPr>
+        <w:t>view,</w:t>
+      </w:r>
+      <w:r>
+        <w:rPr>
+          <w:rFonts w:ascii="Segoe UI" w:hAnsi="Segoe UI" w:eastAsia="Segoe UI" w:cs="Segoe UI"/>
+          <w:noProof w:val="0"/>
+          <w:sz w:val="19"/>
+          <w:szCs w:val="19"/>
+          <w:lang w:val="en-US"/>
+        </w:rPr>
+        <w:t xml:space="preserve"> it should label building names with markers (an inverse water droplet) for example or something similar to google maps. It should be able to zoom in and out using an interactive slider on the side or by scroll </w:t>
+      </w:r>
+      <w:r>
+        <w:rPr>
+          <w:rFonts w:ascii="Segoe UI" w:hAnsi="Segoe UI" w:eastAsia="Segoe UI" w:cs="Segoe UI"/>
+          <w:noProof w:val="0"/>
+          <w:sz w:val="19"/>
+          <w:szCs w:val="19"/>
+          <w:lang w:val="en-US"/>
+        </w:rPr>
+        <w:t>wheel,</w:t>
+      </w:r>
+      <w:r>
+        <w:rPr>
+          <w:rFonts w:ascii="Segoe UI" w:hAnsi="Segoe UI" w:eastAsia="Segoe UI" w:cs="Segoe UI"/>
+          <w:noProof w:val="0"/>
+          <w:sz w:val="19"/>
+          <w:szCs w:val="19"/>
+          <w:lang w:val="en-US"/>
+        </w:rPr>
+        <w:t xml:space="preserve"> it should also have a legend having everything neatly labelled. You should also be able to move and look around the map by holding your mouse button. </w:t>
+      </w:r>
+    </w:p>
+    <w:p>
+      <w:pPr>
+        <w:spacing w:before="240" w:beforeAutospacing="off" w:after="240" w:afterAutospacing="off"/>
+      </w:pPr>
+      <w:r>
+        <w:rPr>
+          <w:rFonts w:ascii="Segoe UI" w:hAnsi="Segoe UI" w:eastAsia="Segoe UI" w:cs="Segoe UI"/>
+          <w:noProof w:val="0"/>
+          <w:sz w:val="19"/>
+          <w:szCs w:val="19"/>
+          <w:lang w:val="en-US"/>
+        </w:rPr>
+        <w:t xml:space="preserve">For the canteen menu, it should display a basic menu </w:t>
+      </w:r>
+      <w:r>
+        <w:rPr>
+          <w:rFonts w:ascii="Segoe UI" w:hAnsi="Segoe UI" w:eastAsia="Segoe UI" w:cs="Segoe UI"/>
+          <w:noProof w:val="0"/>
+          <w:sz w:val="19"/>
+          <w:szCs w:val="19"/>
+          <w:lang w:val="en-US"/>
+        </w:rPr>
+        <w:t>thats</w:t>
+      </w:r>
+      <w:r>
+        <w:rPr>
+          <w:rFonts w:ascii="Segoe UI" w:hAnsi="Segoe UI" w:eastAsia="Segoe UI" w:cs="Segoe UI"/>
+          <w:noProof w:val="0"/>
+          <w:sz w:val="19"/>
+          <w:szCs w:val="19"/>
+          <w:lang w:val="en-US"/>
+        </w:rPr>
+        <w:t xml:space="preserve"> available </w:t>
+      </w:r>
+      <w:r>
+        <w:rPr>
+          <w:rFonts w:ascii="Segoe UI" w:hAnsi="Segoe UI" w:eastAsia="Segoe UI" w:cs="Segoe UI"/>
+          <w:noProof w:val="0"/>
+          <w:sz w:val="19"/>
+          <w:szCs w:val="19"/>
+          <w:lang w:val="en-US"/>
+        </w:rPr>
+        <w:t>everyday</w:t>
+      </w:r>
+      <w:r>
+        <w:rPr>
+          <w:rFonts w:ascii="Segoe UI" w:hAnsi="Segoe UI" w:eastAsia="Segoe UI" w:cs="Segoe UI"/>
+          <w:noProof w:val="0"/>
+          <w:sz w:val="19"/>
+          <w:szCs w:val="19"/>
+          <w:lang w:val="en-US"/>
+        </w:rPr>
+        <w:t xml:space="preserve"> from Monday to Friday and also have a special menu that changes every day. </w:t>
+      </w:r>
+      <w:r>
+        <w:rPr>
+          <w:rFonts w:ascii="Segoe UI" w:hAnsi="Segoe UI" w:eastAsia="Segoe UI" w:cs="Segoe UI"/>
+          <w:noProof w:val="0"/>
+          <w:sz w:val="19"/>
+          <w:szCs w:val="19"/>
+          <w:lang w:val="en-US"/>
+        </w:rPr>
+        <w:t>The special menu should be smaller in size compared to the basic one.</w:t>
+      </w:r>
+      <w:r>
+        <w:rPr>
+          <w:rFonts w:ascii="Segoe UI" w:hAnsi="Segoe UI" w:eastAsia="Segoe UI" w:cs="Segoe UI"/>
+          <w:noProof w:val="0"/>
+          <w:sz w:val="19"/>
+          <w:szCs w:val="19"/>
+          <w:lang w:val="en-US"/>
+        </w:rPr>
+        <w:t xml:space="preserve"> </w:t>
+      </w:r>
+      <w:r>
+        <w:rPr>
+          <w:rFonts w:ascii="Segoe UI" w:hAnsi="Segoe UI" w:eastAsia="Segoe UI" w:cs="Segoe UI"/>
+          <w:noProof w:val="0"/>
+          <w:sz w:val="19"/>
+          <w:szCs w:val="19"/>
+          <w:lang w:val="en-US"/>
+        </w:rPr>
+        <w:t>DIsplay</w:t>
+      </w:r>
+      <w:r>
+        <w:rPr>
+          <w:rFonts w:ascii="Segoe UI" w:hAnsi="Segoe UI" w:eastAsia="Segoe UI" w:cs="Segoe UI"/>
+          <w:noProof w:val="0"/>
+          <w:sz w:val="19"/>
+          <w:szCs w:val="19"/>
+          <w:lang w:val="en-US"/>
+        </w:rPr>
+        <w:t xml:space="preserve"> food allergens and the times that the food is available at and what time the canteen opens. It should display prices beside each food item. </w:t>
+      </w:r>
+    </w:p>
+    <w:p>
+      <w:pPr>
+        <w:spacing w:before="240" w:beforeAutospacing="off" w:after="240" w:afterAutospacing="off"/>
+      </w:pPr>
+      <w:r>
+        <w:rPr>
+          <w:rFonts w:ascii="Segoe UI" w:hAnsi="Segoe UI" w:eastAsia="Segoe UI" w:cs="Segoe UI"/>
+          <w:noProof w:val="0"/>
+          <w:sz w:val="19"/>
+          <w:szCs w:val="19"/>
+          <w:lang w:val="en-US"/>
+        </w:rPr>
+        <w:t xml:space="preserve">For the lost and found page, create a section where the student can </w:t>
+      </w:r>
+      <w:r>
+        <w:rPr>
+          <w:rFonts w:ascii="Segoe UI" w:hAnsi="Segoe UI" w:eastAsia="Segoe UI" w:cs="Segoe UI"/>
+          <w:noProof w:val="0"/>
+          <w:sz w:val="19"/>
+          <w:szCs w:val="19"/>
+          <w:lang w:val="en-US"/>
+        </w:rPr>
+        <w:t>enter in</w:t>
+      </w:r>
+      <w:r>
+        <w:rPr>
+          <w:rFonts w:ascii="Segoe UI" w:hAnsi="Segoe UI" w:eastAsia="Segoe UI" w:cs="Segoe UI"/>
+          <w:noProof w:val="0"/>
+          <w:sz w:val="19"/>
+          <w:szCs w:val="19"/>
+          <w:lang w:val="en-US"/>
+        </w:rPr>
+        <w:t xml:space="preserve"> their details and provide info on their lost item with a submit button. The main section of this page should list all the lost items with contact information under </w:t>
+      </w:r>
+      <w:r>
+        <w:rPr>
+          <w:rFonts w:ascii="Segoe UI" w:hAnsi="Segoe UI" w:eastAsia="Segoe UI" w:cs="Segoe UI"/>
+          <w:noProof w:val="0"/>
+          <w:sz w:val="19"/>
+          <w:szCs w:val="19"/>
+          <w:lang w:val="en-US"/>
+        </w:rPr>
+        <w:t>it</w:t>
+      </w:r>
+      <w:r>
+        <w:rPr>
+          <w:rFonts w:ascii="Segoe UI" w:hAnsi="Segoe UI" w:eastAsia="Segoe UI" w:cs="Segoe UI"/>
+          <w:noProof w:val="0"/>
+          <w:sz w:val="19"/>
+          <w:szCs w:val="19"/>
+          <w:lang w:val="en-US"/>
+        </w:rPr>
+        <w:t xml:space="preserve"> so students know who to contact. This information should be fake and made </w:t>
+      </w:r>
+      <w:r>
+        <w:rPr>
+          <w:rFonts w:ascii="Segoe UI" w:hAnsi="Segoe UI" w:eastAsia="Segoe UI" w:cs="Segoe UI"/>
+          <w:noProof w:val="0"/>
+          <w:sz w:val="19"/>
+          <w:szCs w:val="19"/>
+          <w:lang w:val="en-US"/>
+        </w:rPr>
+        <w:t>up</w:t>
+      </w:r>
+      <w:r>
+        <w:rPr>
+          <w:rFonts w:ascii="Segoe UI" w:hAnsi="Segoe UI" w:eastAsia="Segoe UI" w:cs="Segoe UI"/>
+          <w:noProof w:val="0"/>
+          <w:sz w:val="19"/>
+          <w:szCs w:val="19"/>
+          <w:lang w:val="en-US"/>
+        </w:rPr>
+        <w:t>.”</w:t>
+      </w:r>
+    </w:p>
+    <w:p>
+      <w:pPr>
+        <w:spacing w:before="240" w:beforeAutospacing="off" w:after="240" w:afterAutospacing="off"/>
+      </w:pPr>
+      <w:r>
+        <w:rPr>
+          <w:rFonts w:ascii="Segoe UI" w:hAnsi="Segoe UI" w:eastAsia="Segoe UI" w:cs="Segoe UI"/>
+          <w:b w:val="1"/>
+          <w:bCs w:val="1"/>
+          <w:noProof w:val="0"/>
+          <w:sz w:val="19"/>
+          <w:szCs w:val="19"/>
+          <w:lang w:val="en-US"/>
+        </w:rPr>
+        <w:t>Changes:</w:t>
+      </w:r>
+    </w:p>
+    <w:p>
+      <w:pPr>
+        <w:pStyle w:val="Normal"/>
+        <w:spacing w:before="240" w:beforeAutospacing="off" w:after="240" w:afterAutospacing="off"/>
+      </w:pPr>
+      <w:r>
+        <w:rPr>
+          <w:rFonts w:ascii="Segoe UI" w:hAnsi="Segoe UI" w:eastAsia="Segoe UI" w:cs="Segoe UI"/>
+          <w:b w:val="0"/>
+          <w:bCs w:val="0"/>
+          <w:noProof w:val="0"/>
+          <w:sz w:val="19"/>
+          <w:szCs w:val="19"/>
+          <w:lang w:val="en-US"/>
+        </w:rPr>
+        <w:t>“</w:t>
+      </w:r>
+      <w:r>
+        <w:rPr>
+          <w:rFonts w:ascii="Segoe UI" w:hAnsi="Segoe UI" w:eastAsia="Segoe UI" w:cs="Segoe UI"/>
+          <w:noProof w:val="0"/>
+          <w:sz w:val="19"/>
+          <w:szCs w:val="19"/>
+          <w:lang w:val="en-US"/>
+        </w:rPr>
+        <w:t>Can you change change the navbar to a light blue, main background of all the pages can be white, or you decide what contrast of colour suits best. Just get rid of this black dark blue navy colour scheme. "Events" should be renamed to "Student Timetable", get rid of "Zoom Controls" on the map page, add in more buildings/rooms (like labs, lecture halls, science rooms etc, make the grid on the map bigger so theres more space, add the entrance to the college too. The helpdesk does page does not load and no information is being displayed. Add in fake contact information and times when they are available online and in the college, students should be able to make a ticket as well.”</w:t>
+      </w:r>
+    </w:p>
+    <w:p>
+      <w:pPr>
+        <w:pStyle w:val="Normal"/>
+        <w:spacing w:before="240" w:beforeAutospacing="off" w:after="240" w:afterAutospacing="off"/>
+      </w:pPr>
+      <w:r>
+        <w:rPr>
+          <w:rFonts w:ascii="Segoe UI" w:hAnsi="Segoe UI" w:eastAsia="Segoe UI" w:cs="Segoe UI"/>
+          <w:noProof w:val="0"/>
+          <w:sz w:val="19"/>
+          <w:szCs w:val="19"/>
+          <w:lang w:val="en-US"/>
+        </w:rPr>
+        <w:t xml:space="preserve">“See how you marked the legend with </w:t>
+      </w:r>
+      <w:r>
+        <w:rPr>
+          <w:rFonts w:ascii="Segoe UI" w:hAnsi="Segoe UI" w:eastAsia="Segoe UI" w:cs="Segoe UI"/>
+          <w:noProof w:val="0"/>
+          <w:sz w:val="19"/>
+          <w:szCs w:val="19"/>
+          <w:lang w:val="en-US"/>
+        </w:rPr>
+        <w:t>colours</w:t>
+      </w:r>
+      <w:r>
+        <w:rPr>
+          <w:rFonts w:ascii="Segoe UI" w:hAnsi="Segoe UI" w:eastAsia="Segoe UI" w:cs="Segoe UI"/>
+          <w:noProof w:val="0"/>
+          <w:sz w:val="19"/>
+          <w:szCs w:val="19"/>
+          <w:lang w:val="en-US"/>
+        </w:rPr>
+        <w:t xml:space="preserve">, do the same with the labels on the map, make the markers smaller and </w:t>
+      </w:r>
+      <w:r>
+        <w:rPr>
+          <w:rFonts w:ascii="Segoe UI" w:hAnsi="Segoe UI" w:eastAsia="Segoe UI" w:cs="Segoe UI"/>
+          <w:noProof w:val="0"/>
+          <w:sz w:val="19"/>
+          <w:szCs w:val="19"/>
+          <w:lang w:val="en-US"/>
+        </w:rPr>
+        <w:t>colour</w:t>
+      </w:r>
+      <w:r>
+        <w:rPr>
+          <w:rFonts w:ascii="Segoe UI" w:hAnsi="Segoe UI" w:eastAsia="Segoe UI" w:cs="Segoe UI"/>
+          <w:noProof w:val="0"/>
+          <w:sz w:val="19"/>
+          <w:szCs w:val="19"/>
+          <w:lang w:val="en-US"/>
+        </w:rPr>
+        <w:t xml:space="preserve"> them based off the legend and on the correct buildings/rooms”</w:t>
+      </w:r>
+    </w:p>
+    <w:p>
+      <w:pPr>
+        <w:spacing w:before="240" w:beforeAutospacing="off" w:after="240" w:afterAutospacing="off"/>
+      </w:pPr>
+      <w:r>
+        <w:rPr>
+          <w:rFonts w:ascii="Segoe UI" w:hAnsi="Segoe UI" w:eastAsia="Segoe UI" w:cs="Segoe UI"/>
+          <w:noProof w:val="0"/>
+          <w:sz w:val="19"/>
+          <w:szCs w:val="19"/>
+          <w:lang w:val="en-US"/>
+        </w:rPr>
+        <w:t xml:space="preserve">“My lost and found page is on vs code but </w:t>
+      </w:r>
+      <w:r>
+        <w:rPr>
+          <w:rFonts w:ascii="Segoe UI" w:hAnsi="Segoe UI" w:eastAsia="Segoe UI" w:cs="Segoe UI"/>
+          <w:noProof w:val="0"/>
+          <w:sz w:val="19"/>
+          <w:szCs w:val="19"/>
+          <w:lang w:val="en-US"/>
+        </w:rPr>
+        <w:t>doesnt</w:t>
+      </w:r>
+      <w:r>
+        <w:rPr>
+          <w:rFonts w:ascii="Segoe UI" w:hAnsi="Segoe UI" w:eastAsia="Segoe UI" w:cs="Segoe UI"/>
+          <w:noProof w:val="0"/>
+          <w:sz w:val="19"/>
+          <w:szCs w:val="19"/>
+          <w:lang w:val="en-US"/>
+        </w:rPr>
+        <w:t xml:space="preserve"> display on the site”</w:t>
+      </w:r>
+    </w:p>
+    <w:p>
+      <w:pPr>
+        <w:pStyle w:val="Normal"/>
+        <w:spacing w:before="240" w:beforeAutospacing="off" w:after="240" w:afterAutospacing="off"/>
+        <w:rPr>
+          <w:rFonts w:ascii="Segoe UI" w:hAnsi="Segoe UI" w:eastAsia="Segoe UI" w:cs="Segoe UI"/>
+          <w:noProof w:val="0"/>
+          <w:sz w:val="19"/>
+          <w:szCs w:val="19"/>
+          <w:lang w:val="en-US"/>
+        </w:rPr>
+      </w:pPr>
+    </w:p>
+    <w:p>
+      <w:pPr>
+        <w:pStyle w:val="Normal"/>
+        <w:spacing w:before="240" w:beforeAutospacing="off" w:after="240" w:afterAutospacing="off"/>
+        <w:rPr>
+          <w:rFonts w:ascii="Segoe UI" w:hAnsi="Segoe UI" w:eastAsia="Segoe UI" w:cs="Segoe UI"/>
+          <w:noProof w:val="0"/>
+          <w:sz w:val="19"/>
+          <w:szCs w:val="19"/>
+          <w:lang w:val="en-US"/>
+        </w:rPr>
+      </w:pPr>
+    </w:p>
+    <w:p>
+      <w:pPr>
+        <w:pStyle w:val="Normal"/>
+        <w:spacing w:before="0" w:beforeAutospacing="off" w:after="0" w:afterAutospacing="off"/>
+        <w:rPr>
+          <w:rFonts w:ascii="Segoe UI" w:hAnsi="Segoe UI" w:eastAsia="Segoe UI" w:cs="Segoe UI"/>
+          <w:b w:val="1"/>
+          <w:bCs w:val="1"/>
           <w:i w:val="0"/>
           <w:iCs w:val="0"/>
           <w:caps w:val="0"/>
@@ -1967,7 +3074,7 @@
     <w:basedOn w:val="Normal"/>
     <w:next w:val="Normal"/>
     <w:qFormat/>
-    <w:rsid w:val="639E7821"/>
+    <w:rsid w:val="169D9CBC"/>
     <w:rPr>
       <w:rFonts w:ascii="Aptos Display" w:hAnsi="Aptos Display" w:eastAsia="" w:cs="" w:asciiTheme="majorAscii" w:hAnsiTheme="majorAscii" w:eastAsiaTheme="majorEastAsia" w:cstheme="majorBidi"/>
       <w:color w:val="0F4761" w:themeColor="accent1" w:themeTint="FF" w:themeShade="BF"/>
@@ -1986,12 +3093,23 @@
     <w:name w:val="List Paragraph"/>
     <w:basedOn w:val="Normal"/>
     <w:qFormat/>
-    <w:rsid w:val="639E7821"/>
+    <w:rsid w:val="169D9CBC"/>
     <w:pPr>
       <w:spacing/>
       <w:ind w:left="720"/>
       <w:contextualSpacing/>
     </w:pPr>
+  </w:style>
+  <w:style w:type="character" w:styleId="Hyperlink">
+    <w:uiPriority w:val="99"/>
+    <w:name w:val="Hyperlink"/>
+    <w:basedOn w:val="DefaultParagraphFont"/>
+    <w:unhideWhenUsed/>
+    <w:rsid w:val="169D9CBC"/>
+    <w:rPr>
+      <w:color w:val="467886"/>
+      <w:u w:val="single"/>
+    </w:rPr>
   </w:style>
 </w:styles>
 </file>

--- a/Logs.docx
+++ b/Logs.docx
@@ -25,7 +25,7 @@
           <w:caps w:val="0"/>
           <w:smallCaps w:val="0"/>
           <w:noProof w:val="0"/>
-          <w:color w:val="auto"/>
+          <w:color w:val="FF0000"/>
           <w:sz w:val="19"/>
           <w:szCs w:val="19"/>
           <w:lang w:val="en-US"/>
@@ -41,7 +41,7 @@
           <w:caps w:val="0"/>
           <w:smallCaps w:val="0"/>
           <w:noProof w:val="0"/>
-          <w:color w:val="auto"/>
+          <w:color w:val="FF0000"/>
           <w:sz w:val="19"/>
           <w:szCs w:val="19"/>
           <w:lang w:val="en-US"/>
@@ -1642,8 +1642,6 @@
       <w:pPr>
         <w:pStyle w:val="Normal"/>
         <w:spacing w:before="0" w:beforeAutospacing="off" w:after="0" w:afterAutospacing="off"/>
-      </w:pPr>
-      <w:r>
         <w:rPr>
           <w:rFonts w:ascii="Segoe UI" w:hAnsi="Segoe UI" w:eastAsia="Segoe UI" w:cs="Segoe UI"/>
           <w:b w:val="1"/>
@@ -1653,13 +1651,12 @@
           <w:caps w:val="0"/>
           <w:smallCaps w:val="0"/>
           <w:noProof w:val="0"/>
-          <w:color w:val="auto"/>
-          <w:sz w:val="19"/>
-          <w:szCs w:val="19"/>
-          <w:lang w:val="en-US"/>
-        </w:rPr>
-        <w:t>20/4/26</w:t>
-      </w:r>
+          <w:color w:val="FF0000"/>
+          <w:sz w:val="19"/>
+          <w:szCs w:val="19"/>
+          <w:lang w:val="en-US"/>
+        </w:rPr>
+      </w:pPr>
       <w:r>
         <w:rPr>
           <w:rFonts w:ascii="Segoe UI" w:hAnsi="Segoe UI" w:eastAsia="Segoe UI" w:cs="Segoe UI"/>
@@ -1670,7 +1667,24 @@
           <w:caps w:val="0"/>
           <w:smallCaps w:val="0"/>
           <w:noProof w:val="0"/>
-          <w:color w:val="auto"/>
+          <w:color w:val="FF0000"/>
+          <w:sz w:val="19"/>
+          <w:szCs w:val="19"/>
+          <w:lang w:val="en-US"/>
+        </w:rPr>
+        <w:t>20/4/26</w:t>
+      </w:r>
+      <w:r>
+        <w:rPr>
+          <w:rFonts w:ascii="Segoe UI" w:hAnsi="Segoe UI" w:eastAsia="Segoe UI" w:cs="Segoe UI"/>
+          <w:b w:val="1"/>
+          <w:bCs w:val="1"/>
+          <w:i w:val="0"/>
+          <w:iCs w:val="0"/>
+          <w:caps w:val="0"/>
+          <w:smallCaps w:val="0"/>
+          <w:noProof w:val="0"/>
+          <w:color w:val="FF0000"/>
           <w:sz w:val="19"/>
           <w:szCs w:val="19"/>
           <w:lang w:val="en-US"/>
@@ -2446,6 +2460,781 @@
         </w:rPr>
         <w:t xml:space="preserve"> display on the site”</w:t>
       </w:r>
+    </w:p>
+    <w:p>
+      <w:pPr>
+        <w:spacing w:before="240" w:beforeAutospacing="off" w:after="240" w:afterAutospacing="off"/>
+        <w:rPr>
+          <w:rFonts w:ascii="Segoe UI" w:hAnsi="Segoe UI" w:eastAsia="Segoe UI" w:cs="Segoe UI"/>
+          <w:b w:val="1"/>
+          <w:bCs w:val="1"/>
+          <w:noProof w:val="0"/>
+          <w:color w:val="FF0000"/>
+          <w:sz w:val="19"/>
+          <w:szCs w:val="19"/>
+          <w:lang w:val="en-US"/>
+        </w:rPr>
+      </w:pPr>
+      <w:r>
+        <w:rPr>
+          <w:rFonts w:ascii="Segoe UI" w:hAnsi="Segoe UI" w:eastAsia="Segoe UI" w:cs="Segoe UI"/>
+          <w:b w:val="1"/>
+          <w:bCs w:val="1"/>
+          <w:noProof w:val="0"/>
+          <w:color w:val="FF0000"/>
+          <w:sz w:val="19"/>
+          <w:szCs w:val="19"/>
+          <w:lang w:val="en-US"/>
+        </w:rPr>
+        <w:t>22/4/26</w:t>
+      </w:r>
+    </w:p>
+    <w:p>
+      <w:pPr>
+        <w:spacing w:before="240" w:beforeAutospacing="off" w:after="240" w:afterAutospacing="off"/>
+        <w:rPr>
+          <w:rFonts w:ascii="Segoe UI" w:hAnsi="Segoe UI" w:eastAsia="Segoe UI" w:cs="Segoe UI"/>
+          <w:b w:val="1"/>
+          <w:bCs w:val="1"/>
+          <w:noProof w:val="0"/>
+          <w:color w:val="FF0000"/>
+          <w:sz w:val="19"/>
+          <w:szCs w:val="19"/>
+          <w:lang w:val="en-US"/>
+        </w:rPr>
+      </w:pPr>
+      <w:r>
+        <w:rPr>
+          <w:rFonts w:ascii="Segoe UI" w:hAnsi="Segoe UI" w:eastAsia="Segoe UI" w:cs="Segoe UI"/>
+          <w:b w:val="1"/>
+          <w:bCs w:val="1"/>
+          <w:noProof w:val="0"/>
+          <w:color w:val="FF0000"/>
+          <w:sz w:val="19"/>
+          <w:szCs w:val="19"/>
+          <w:lang w:val="en-US"/>
+        </w:rPr>
+        <w:t>Tool: Google Gemini (Continued from 20/4/26)</w:t>
+      </w:r>
+    </w:p>
+    <w:p>
+      <w:pPr>
+        <w:spacing w:before="240" w:beforeAutospacing="off" w:after="240" w:afterAutospacing="off"/>
+      </w:pPr>
+      <w:r>
+        <w:rPr>
+          <w:rFonts w:ascii="Segoe UI" w:hAnsi="Segoe UI" w:eastAsia="Segoe UI" w:cs="Segoe UI"/>
+          <w:b w:val="1"/>
+          <w:bCs w:val="1"/>
+          <w:noProof w:val="0"/>
+          <w:sz w:val="19"/>
+          <w:szCs w:val="19"/>
+          <w:lang w:val="en-US"/>
+        </w:rPr>
+        <w:t>Changes:</w:t>
+      </w:r>
+    </w:p>
+    <w:p>
+      <w:pPr>
+        <w:pStyle w:val="Normal"/>
+        <w:suppressLineNumbers w:val="0"/>
+        <w:bidi w:val="0"/>
+        <w:spacing w:before="240" w:beforeAutospacing="off" w:after="240" w:afterAutospacing="off" w:line="279" w:lineRule="auto"/>
+        <w:ind w:left="0" w:right="0"/>
+        <w:jc w:val="left"/>
+      </w:pPr>
+      <w:r>
+        <w:rPr>
+          <w:rFonts w:ascii="Segoe UI" w:hAnsi="Segoe UI" w:eastAsia="Segoe UI" w:cs="Segoe UI"/>
+          <w:b w:val="1"/>
+          <w:bCs w:val="1"/>
+          <w:noProof w:val="0"/>
+          <w:sz w:val="19"/>
+          <w:szCs w:val="19"/>
+          <w:lang w:val="en-US"/>
+        </w:rPr>
+        <w:t>“</w:t>
+      </w:r>
+      <w:r>
+        <w:rPr>
+          <w:rFonts w:ascii="Segoe UI" w:hAnsi="Segoe UI" w:eastAsia="Segoe UI" w:cs="Segoe UI"/>
+          <w:noProof w:val="0"/>
+          <w:sz w:val="19"/>
+          <w:szCs w:val="19"/>
+          <w:lang w:val="en-US"/>
+        </w:rPr>
+        <w:t>can</w:t>
+      </w:r>
+      <w:r>
+        <w:rPr>
+          <w:rFonts w:ascii="Segoe UI" w:hAnsi="Segoe UI" w:eastAsia="Segoe UI" w:cs="Segoe UI"/>
+          <w:noProof w:val="0"/>
+          <w:sz w:val="19"/>
+          <w:szCs w:val="19"/>
+          <w:lang w:val="en-US"/>
+        </w:rPr>
+        <w:t xml:space="preserve"> the application be used on </w:t>
+      </w:r>
+      <w:r>
+        <w:rPr>
+          <w:rFonts w:ascii="Segoe UI" w:hAnsi="Segoe UI" w:eastAsia="Segoe UI" w:cs="Segoe UI"/>
+          <w:noProof w:val="0"/>
+          <w:sz w:val="19"/>
+          <w:szCs w:val="19"/>
+          <w:lang w:val="en-US"/>
+        </w:rPr>
+        <w:t>a phone</w:t>
+      </w:r>
+      <w:r>
+        <w:rPr>
+          <w:rFonts w:ascii="Segoe UI" w:hAnsi="Segoe UI" w:eastAsia="Segoe UI" w:cs="Segoe UI"/>
+          <w:noProof w:val="0"/>
+          <w:sz w:val="19"/>
+          <w:szCs w:val="19"/>
+          <w:lang w:val="en-US"/>
+        </w:rPr>
+        <w:t>? if not, can you make it suitable for users who need to access the application through their phone"</w:t>
+      </w:r>
+    </w:p>
+    <w:p>
+      <w:pPr>
+        <w:pStyle w:val="Normal"/>
+        <w:suppressLineNumbers w:val="0"/>
+        <w:bidi w:val="0"/>
+        <w:spacing w:before="240" w:beforeAutospacing="off" w:after="240" w:afterAutospacing="off" w:line="279" w:lineRule="auto"/>
+        <w:ind w:left="0" w:right="0"/>
+        <w:jc w:val="left"/>
+      </w:pPr>
+      <w:r>
+        <w:rPr>
+          <w:rFonts w:ascii="Segoe UI" w:hAnsi="Segoe UI" w:eastAsia="Segoe UI" w:cs="Segoe UI"/>
+          <w:noProof w:val="0"/>
+          <w:sz w:val="19"/>
+          <w:szCs w:val="19"/>
+          <w:lang w:val="en-US"/>
+        </w:rPr>
+        <w:t>“Can you add quick links to the footer, and anywhere that logically fits any of the pages for accessibility”</w:t>
+      </w:r>
+    </w:p>
+    <w:p>
+      <w:pPr>
+        <w:pStyle w:val="Normal"/>
+        <w:suppressLineNumbers w:val="0"/>
+        <w:bidi w:val="0"/>
+        <w:spacing w:before="240" w:beforeAutospacing="off" w:after="240" w:afterAutospacing="off"/>
+        <w:jc w:val="left"/>
+      </w:pPr>
+      <w:r>
+        <w:rPr>
+          <w:rFonts w:ascii="Segoe UI" w:hAnsi="Segoe UI" w:eastAsia="Segoe UI" w:cs="Segoe UI"/>
+          <w:noProof w:val="0"/>
+          <w:sz w:val="19"/>
+          <w:szCs w:val="19"/>
+          <w:lang w:val="en-US"/>
+        </w:rPr>
+        <w:t xml:space="preserve">“For the header in the navbar "Campus Companion", can you make it larger, have an option on the home page to change to dark mode and light mode, or </w:t>
+      </w:r>
+      <w:r>
+        <w:rPr>
+          <w:rFonts w:ascii="Segoe UI" w:hAnsi="Segoe UI" w:eastAsia="Segoe UI" w:cs="Segoe UI"/>
+          <w:noProof w:val="0"/>
+          <w:sz w:val="19"/>
+          <w:szCs w:val="19"/>
+          <w:lang w:val="en-US"/>
+        </w:rPr>
+        <w:t>i</w:t>
+      </w:r>
+      <w:r>
+        <w:rPr>
+          <w:rFonts w:ascii="Segoe UI" w:hAnsi="Segoe UI" w:eastAsia="Segoe UI" w:cs="Segoe UI"/>
+          <w:noProof w:val="0"/>
+          <w:sz w:val="19"/>
+          <w:szCs w:val="19"/>
+          <w:lang w:val="en-US"/>
+        </w:rPr>
+        <w:t xml:space="preserve"> can create a settings page where you are able to change the text size across the whole application and add in the dark and light mode in there too, the contrast mode too, the dark mode should just change the site from white to something like X's (Twitter) dark mode/midnight </w:t>
+      </w:r>
+      <w:r>
+        <w:rPr>
+          <w:rFonts w:ascii="Segoe UI" w:hAnsi="Segoe UI" w:eastAsia="Segoe UI" w:cs="Segoe UI"/>
+          <w:noProof w:val="0"/>
+          <w:sz w:val="19"/>
+          <w:szCs w:val="19"/>
+          <w:lang w:val="en-US"/>
+        </w:rPr>
+        <w:t>colour</w:t>
+      </w:r>
+      <w:r>
+        <w:rPr>
+          <w:rFonts w:ascii="Segoe UI" w:hAnsi="Segoe UI" w:eastAsia="Segoe UI" w:cs="Segoe UI"/>
+          <w:noProof w:val="0"/>
+          <w:sz w:val="19"/>
+          <w:szCs w:val="19"/>
+          <w:lang w:val="en-US"/>
+        </w:rPr>
+        <w:t xml:space="preserve"> scheme. Can you </w:t>
+      </w:r>
+      <w:r>
+        <w:rPr>
+          <w:rFonts w:ascii="Segoe UI" w:hAnsi="Segoe UI" w:eastAsia="Segoe UI" w:cs="Segoe UI"/>
+          <w:noProof w:val="0"/>
+          <w:sz w:val="19"/>
+          <w:szCs w:val="19"/>
+          <w:lang w:val="en-US"/>
+        </w:rPr>
+        <w:t>add in</w:t>
+      </w:r>
+      <w:r>
+        <w:rPr>
+          <w:rFonts w:ascii="Segoe UI" w:hAnsi="Segoe UI" w:eastAsia="Segoe UI" w:cs="Segoe UI"/>
+          <w:noProof w:val="0"/>
+          <w:sz w:val="19"/>
+          <w:szCs w:val="19"/>
+          <w:lang w:val="en-US"/>
+        </w:rPr>
+        <w:t xml:space="preserve"> a zoom in/out for the map and include a slider to the </w:t>
+      </w:r>
+      <w:r>
+        <w:rPr>
+          <w:rFonts w:ascii="Segoe UI" w:hAnsi="Segoe UI" w:eastAsia="Segoe UI" w:cs="Segoe UI"/>
+          <w:noProof w:val="0"/>
+          <w:sz w:val="19"/>
+          <w:szCs w:val="19"/>
+          <w:lang w:val="en-US"/>
+        </w:rPr>
+        <w:t>side.</w:t>
+      </w:r>
+      <w:r>
+        <w:rPr>
+          <w:rFonts w:ascii="Segoe UI" w:hAnsi="Segoe UI" w:eastAsia="Segoe UI" w:cs="Segoe UI"/>
+          <w:noProof w:val="0"/>
+          <w:sz w:val="19"/>
+          <w:szCs w:val="19"/>
+          <w:lang w:val="en-US"/>
+        </w:rPr>
+        <w:t xml:space="preserve"> Change the text "Campus Blueprint" to "Campus Map". On the lost and found page, get rid of this text "Privacy-first item recovery</w:t>
+      </w:r>
+      <w:r>
+        <w:rPr>
+          <w:rFonts w:ascii="Segoe UI" w:hAnsi="Segoe UI" w:eastAsia="Segoe UI" w:cs="Segoe UI"/>
+          <w:noProof w:val="0"/>
+          <w:sz w:val="19"/>
+          <w:szCs w:val="19"/>
+          <w:lang w:val="en-US"/>
+        </w:rPr>
+        <w:t>.</w:t>
+      </w:r>
+      <w:r>
+        <w:rPr>
+          <w:rFonts w:ascii="Segoe UI" w:hAnsi="Segoe UI" w:eastAsia="Segoe UI" w:cs="Segoe UI"/>
+          <w:noProof w:val="0"/>
+          <w:sz w:val="19"/>
+          <w:szCs w:val="19"/>
+          <w:lang w:val="en-US"/>
+        </w:rPr>
+        <w:t xml:space="preserve"> No personal data </w:t>
+      </w:r>
+      <w:r>
+        <w:rPr>
+          <w:rFonts w:ascii="Segoe UI" w:hAnsi="Segoe UI" w:eastAsia="Segoe UI" w:cs="Segoe UI"/>
+          <w:noProof w:val="0"/>
+          <w:sz w:val="19"/>
+          <w:szCs w:val="19"/>
+          <w:lang w:val="en-US"/>
+        </w:rPr>
+        <w:t>required.".</w:t>
+      </w:r>
+      <w:r>
+        <w:rPr>
+          <w:rFonts w:ascii="Segoe UI" w:hAnsi="Segoe UI" w:eastAsia="Segoe UI" w:cs="Segoe UI"/>
+          <w:noProof w:val="0"/>
+          <w:sz w:val="19"/>
+          <w:szCs w:val="19"/>
+          <w:lang w:val="en-US"/>
+        </w:rPr>
+        <w:t xml:space="preserve"> At the footer where it </w:t>
+      </w:r>
+      <w:r>
+        <w:rPr>
+          <w:rFonts w:ascii="Segoe UI" w:hAnsi="Segoe UI" w:eastAsia="Segoe UI" w:cs="Segoe UI"/>
+          <w:noProof w:val="0"/>
+          <w:sz w:val="19"/>
+          <w:szCs w:val="19"/>
+          <w:lang w:val="en-US"/>
+        </w:rPr>
+        <w:t>says</w:t>
+      </w:r>
+      <w:r>
+        <w:rPr>
+          <w:rFonts w:ascii="Segoe UI" w:hAnsi="Segoe UI" w:eastAsia="Segoe UI" w:cs="Segoe UI"/>
+          <w:noProof w:val="0"/>
+          <w:sz w:val="19"/>
+          <w:szCs w:val="19"/>
+          <w:lang w:val="en-US"/>
+        </w:rPr>
+        <w:t xml:space="preserve"> "Site Map (Quick Links)", get rid of "(Quick Links)"”</w:t>
+      </w:r>
+    </w:p>
+    <w:p>
+      <w:pPr>
+        <w:pStyle w:val="Normal"/>
+        <w:bidi w:val="0"/>
+        <w:spacing w:before="240" w:beforeAutospacing="off" w:after="240" w:afterAutospacing="off"/>
+        <w:jc w:val="left"/>
+      </w:pPr>
+      <w:r>
+        <w:rPr>
+          <w:rFonts w:ascii="Segoe UI" w:hAnsi="Segoe UI" w:eastAsia="Segoe UI" w:cs="Segoe UI"/>
+          <w:noProof w:val="0"/>
+          <w:sz w:val="19"/>
+          <w:szCs w:val="19"/>
+          <w:lang w:val="en-US"/>
+        </w:rPr>
+        <w:t xml:space="preserve">“Okay that works, when in the dark mode, on the timetable page where it displays the days, the box is a very light blue/cyan and you </w:t>
+      </w:r>
+      <w:r>
+        <w:rPr>
+          <w:rFonts w:ascii="Segoe UI" w:hAnsi="Segoe UI" w:eastAsia="Segoe UI" w:cs="Segoe UI"/>
+          <w:noProof w:val="0"/>
+          <w:sz w:val="19"/>
+          <w:szCs w:val="19"/>
+          <w:lang w:val="en-US"/>
+        </w:rPr>
+        <w:t>cant</w:t>
+      </w:r>
+      <w:r>
+        <w:rPr>
+          <w:rFonts w:ascii="Segoe UI" w:hAnsi="Segoe UI" w:eastAsia="Segoe UI" w:cs="Segoe UI"/>
+          <w:noProof w:val="0"/>
+          <w:sz w:val="19"/>
+          <w:szCs w:val="19"/>
+          <w:lang w:val="en-US"/>
+        </w:rPr>
+        <w:t xml:space="preserve"> see the text for the days very well, same on the map page where it says "reset map view", and the same with the canteen page where it displays the prices, </w:t>
+      </w:r>
+      <w:r>
+        <w:rPr>
+          <w:rFonts w:ascii="Segoe UI" w:hAnsi="Segoe UI" w:eastAsia="Segoe UI" w:cs="Segoe UI"/>
+          <w:noProof w:val="0"/>
+          <w:sz w:val="19"/>
+          <w:szCs w:val="19"/>
+          <w:lang w:val="en-US"/>
+        </w:rPr>
+        <w:t>i</w:t>
+      </w:r>
+      <w:r>
+        <w:rPr>
+          <w:rFonts w:ascii="Segoe UI" w:hAnsi="Segoe UI" w:eastAsia="Segoe UI" w:cs="Segoe UI"/>
+          <w:noProof w:val="0"/>
+          <w:sz w:val="19"/>
+          <w:szCs w:val="19"/>
+          <w:lang w:val="en-US"/>
+        </w:rPr>
+        <w:t xml:space="preserve"> need you to make the text visible and make sure </w:t>
+      </w:r>
+      <w:r>
+        <w:rPr>
+          <w:rFonts w:ascii="Segoe UI" w:hAnsi="Segoe UI" w:eastAsia="Segoe UI" w:cs="Segoe UI"/>
+          <w:noProof w:val="0"/>
+          <w:sz w:val="19"/>
+          <w:szCs w:val="19"/>
+          <w:lang w:val="en-US"/>
+        </w:rPr>
+        <w:t>its</w:t>
+      </w:r>
+      <w:r>
+        <w:rPr>
+          <w:rFonts w:ascii="Segoe UI" w:hAnsi="Segoe UI" w:eastAsia="Segoe UI" w:cs="Segoe UI"/>
+          <w:noProof w:val="0"/>
+          <w:sz w:val="19"/>
+          <w:szCs w:val="19"/>
+          <w:lang w:val="en-US"/>
+        </w:rPr>
+        <w:t xml:space="preserve"> the same </w:t>
+      </w:r>
+      <w:r>
+        <w:rPr>
+          <w:rFonts w:ascii="Segoe UI" w:hAnsi="Segoe UI" w:eastAsia="Segoe UI" w:cs="Segoe UI"/>
+          <w:noProof w:val="0"/>
+          <w:sz w:val="19"/>
+          <w:szCs w:val="19"/>
+          <w:lang w:val="en-US"/>
+        </w:rPr>
+        <w:t>colour</w:t>
+      </w:r>
+      <w:r>
+        <w:rPr>
+          <w:rFonts w:ascii="Segoe UI" w:hAnsi="Segoe UI" w:eastAsia="Segoe UI" w:cs="Segoe UI"/>
+          <w:noProof w:val="0"/>
+          <w:sz w:val="19"/>
+          <w:szCs w:val="19"/>
+          <w:lang w:val="en-US"/>
+        </w:rPr>
+        <w:t xml:space="preserve"> scheme as the rest of the application”</w:t>
+      </w:r>
+    </w:p>
+    <w:p>
+      <w:pPr>
+        <w:pStyle w:val="Normal"/>
+        <w:suppressLineNumbers w:val="0"/>
+        <w:bidi w:val="0"/>
+        <w:spacing w:before="240" w:beforeAutospacing="off" w:after="240" w:afterAutospacing="off" w:line="279" w:lineRule="auto"/>
+        <w:ind w:left="0" w:right="0"/>
+        <w:jc w:val="left"/>
+      </w:pPr>
+      <w:r>
+        <w:rPr>
+          <w:rFonts w:ascii="Segoe UI" w:hAnsi="Segoe UI" w:eastAsia="Segoe UI" w:cs="Segoe UI"/>
+          <w:noProof w:val="0"/>
+          <w:sz w:val="19"/>
+          <w:szCs w:val="19"/>
+          <w:lang w:val="en-US"/>
+        </w:rPr>
+        <w:t xml:space="preserve">“when hovering over the buttons in the setting page while in dark mode, you </w:t>
+      </w:r>
+      <w:r>
+        <w:rPr>
+          <w:rFonts w:ascii="Segoe UI" w:hAnsi="Segoe UI" w:eastAsia="Segoe UI" w:cs="Segoe UI"/>
+          <w:noProof w:val="0"/>
+          <w:sz w:val="19"/>
+          <w:szCs w:val="19"/>
+          <w:lang w:val="en-US"/>
+        </w:rPr>
+        <w:t>cant</w:t>
+      </w:r>
+      <w:r>
+        <w:rPr>
+          <w:rFonts w:ascii="Segoe UI" w:hAnsi="Segoe UI" w:eastAsia="Segoe UI" w:cs="Segoe UI"/>
+          <w:noProof w:val="0"/>
+          <w:sz w:val="19"/>
+          <w:szCs w:val="19"/>
+          <w:lang w:val="en-US"/>
+        </w:rPr>
+        <w:t xml:space="preserve"> see the text as the hover effect is fully white while the text is also white"</w:t>
+      </w:r>
+    </w:p>
+    <w:p>
+      <w:pPr>
+        <w:pStyle w:val="Normal"/>
+        <w:bidi w:val="0"/>
+        <w:spacing w:before="240" w:beforeAutospacing="off" w:after="240" w:afterAutospacing="off" w:line="279" w:lineRule="auto"/>
+        <w:ind w:left="0" w:right="0"/>
+        <w:jc w:val="left"/>
+      </w:pPr>
+      <w:r>
+        <w:rPr>
+          <w:rFonts w:ascii="Segoe UI" w:hAnsi="Segoe UI" w:eastAsia="Segoe UI" w:cs="Segoe UI"/>
+          <w:noProof w:val="0"/>
+          <w:sz w:val="19"/>
+          <w:szCs w:val="19"/>
+          <w:lang w:val="en-US"/>
+        </w:rPr>
+        <w:t>“on the home page while in dark mode, the background has changed to a light grey, need that changed back to the way it was”</w:t>
+      </w:r>
+    </w:p>
+    <w:p>
+      <w:pPr>
+        <w:pStyle w:val="Normal"/>
+        <w:bidi w:val="0"/>
+        <w:spacing w:before="240" w:beforeAutospacing="off" w:after="240" w:afterAutospacing="off" w:line="279" w:lineRule="auto"/>
+        <w:ind w:left="0" w:right="0"/>
+        <w:jc w:val="left"/>
+      </w:pPr>
+      <w:r>
+        <w:rPr>
+          <w:rFonts w:ascii="Segoe UI" w:hAnsi="Segoe UI" w:eastAsia="Segoe UI" w:cs="Segoe UI"/>
+          <w:noProof w:val="0"/>
+          <w:sz w:val="19"/>
+          <w:szCs w:val="19"/>
+          <w:lang w:val="en-US"/>
+        </w:rPr>
+        <w:t xml:space="preserve">“For the canteen, the big box that is bright blue, need that changed to the dark navy </w:t>
+      </w:r>
+      <w:r>
+        <w:rPr>
+          <w:rFonts w:ascii="Segoe UI" w:hAnsi="Segoe UI" w:eastAsia="Segoe UI" w:cs="Segoe UI"/>
+          <w:noProof w:val="0"/>
+          <w:sz w:val="19"/>
+          <w:szCs w:val="19"/>
+          <w:lang w:val="en-US"/>
+        </w:rPr>
+        <w:t>colour</w:t>
+      </w:r>
+      <w:r>
+        <w:rPr>
+          <w:rFonts w:ascii="Segoe UI" w:hAnsi="Segoe UI" w:eastAsia="Segoe UI" w:cs="Segoe UI"/>
+          <w:noProof w:val="0"/>
+          <w:sz w:val="19"/>
+          <w:szCs w:val="19"/>
+          <w:lang w:val="en-US"/>
+        </w:rPr>
+        <w:t xml:space="preserve"> as it </w:t>
+      </w:r>
+      <w:r>
+        <w:rPr>
+          <w:rFonts w:ascii="Segoe UI" w:hAnsi="Segoe UI" w:eastAsia="Segoe UI" w:cs="Segoe UI"/>
+          <w:noProof w:val="0"/>
+          <w:sz w:val="19"/>
+          <w:szCs w:val="19"/>
+          <w:lang w:val="en-US"/>
+        </w:rPr>
+        <w:t>doesnt</w:t>
+      </w:r>
+      <w:r>
+        <w:rPr>
+          <w:rFonts w:ascii="Segoe UI" w:hAnsi="Segoe UI" w:eastAsia="Segoe UI" w:cs="Segoe UI"/>
+          <w:noProof w:val="0"/>
+          <w:sz w:val="19"/>
+          <w:szCs w:val="19"/>
+          <w:lang w:val="en-US"/>
+        </w:rPr>
+        <w:t xml:space="preserve"> fit the app </w:t>
+      </w:r>
+      <w:r>
+        <w:rPr>
+          <w:rFonts w:ascii="Segoe UI" w:hAnsi="Segoe UI" w:eastAsia="Segoe UI" w:cs="Segoe UI"/>
+          <w:noProof w:val="0"/>
+          <w:sz w:val="19"/>
+          <w:szCs w:val="19"/>
+          <w:lang w:val="en-US"/>
+        </w:rPr>
+        <w:t>colour</w:t>
+      </w:r>
+      <w:r>
+        <w:rPr>
+          <w:rFonts w:ascii="Segoe UI" w:hAnsi="Segoe UI" w:eastAsia="Segoe UI" w:cs="Segoe UI"/>
+          <w:noProof w:val="0"/>
+          <w:sz w:val="19"/>
+          <w:szCs w:val="19"/>
+          <w:lang w:val="en-US"/>
+        </w:rPr>
+        <w:t xml:space="preserve"> layout”</w:t>
+      </w:r>
+    </w:p>
+    <w:p>
+      <w:pPr>
+        <w:pStyle w:val="Normal"/>
+        <w:bidi w:val="0"/>
+        <w:spacing w:before="240" w:beforeAutospacing="off" w:after="240" w:afterAutospacing="off" w:line="279" w:lineRule="auto"/>
+        <w:ind w:left="0" w:right="0"/>
+        <w:jc w:val="left"/>
+      </w:pPr>
+      <w:r>
+        <w:rPr>
+          <w:rFonts w:ascii="Segoe UI" w:hAnsi="Segoe UI" w:eastAsia="Segoe UI" w:cs="Segoe UI"/>
+          <w:noProof w:val="0"/>
+          <w:sz w:val="19"/>
+          <w:szCs w:val="19"/>
+          <w:lang w:val="en-US"/>
+        </w:rPr>
+        <w:t xml:space="preserve">“I meant change the </w:t>
+      </w:r>
+      <w:r>
+        <w:rPr>
+          <w:rFonts w:ascii="Segoe UI" w:hAnsi="Segoe UI" w:eastAsia="Segoe UI" w:cs="Segoe UI"/>
+          <w:noProof w:val="0"/>
+          <w:sz w:val="19"/>
+          <w:szCs w:val="19"/>
+          <w:lang w:val="en-US"/>
+        </w:rPr>
+        <w:t>colour</w:t>
+      </w:r>
+      <w:r>
+        <w:rPr>
+          <w:rFonts w:ascii="Segoe UI" w:hAnsi="Segoe UI" w:eastAsia="Segoe UI" w:cs="Segoe UI"/>
+          <w:noProof w:val="0"/>
+          <w:sz w:val="19"/>
+          <w:szCs w:val="19"/>
+          <w:lang w:val="en-US"/>
+        </w:rPr>
+        <w:t xml:space="preserve"> to the same </w:t>
+      </w:r>
+      <w:r>
+        <w:rPr>
+          <w:rFonts w:ascii="Segoe UI" w:hAnsi="Segoe UI" w:eastAsia="Segoe UI" w:cs="Segoe UI"/>
+          <w:noProof w:val="0"/>
+          <w:sz w:val="19"/>
+          <w:szCs w:val="19"/>
+          <w:lang w:val="en-US"/>
+        </w:rPr>
+        <w:t>colour</w:t>
+      </w:r>
+      <w:r>
+        <w:rPr>
+          <w:rFonts w:ascii="Segoe UI" w:hAnsi="Segoe UI" w:eastAsia="Segoe UI" w:cs="Segoe UI"/>
+          <w:noProof w:val="0"/>
+          <w:sz w:val="19"/>
+          <w:szCs w:val="19"/>
+          <w:lang w:val="en-US"/>
+        </w:rPr>
+        <w:t xml:space="preserve"> </w:t>
+      </w:r>
+      <w:r>
+        <w:rPr>
+          <w:rFonts w:ascii="Segoe UI" w:hAnsi="Segoe UI" w:eastAsia="Segoe UI" w:cs="Segoe UI"/>
+          <w:noProof w:val="0"/>
+          <w:sz w:val="19"/>
+          <w:szCs w:val="19"/>
+          <w:lang w:val="en-US"/>
+        </w:rPr>
+        <w:t>your</w:t>
+      </w:r>
+      <w:r>
+        <w:rPr>
+          <w:rFonts w:ascii="Segoe UI" w:hAnsi="Segoe UI" w:eastAsia="Segoe UI" w:cs="Segoe UI"/>
+          <w:noProof w:val="0"/>
+          <w:sz w:val="19"/>
+          <w:szCs w:val="19"/>
+          <w:lang w:val="en-US"/>
+        </w:rPr>
+        <w:t xml:space="preserve"> using for the rest of the app when in dark mode. And where it displays the allergens, the box the text is in is a light grey/white, blend it in with the rest of the page. On the lost and found page, change the box that surrounds the "Claim" text to the same blue you used for </w:t>
+      </w:r>
+      <w:r>
+        <w:rPr>
+          <w:rFonts w:ascii="Segoe UI" w:hAnsi="Segoe UI" w:eastAsia="Segoe UI" w:cs="Segoe UI"/>
+          <w:noProof w:val="0"/>
+          <w:sz w:val="19"/>
+          <w:szCs w:val="19"/>
+          <w:lang w:val="en-US"/>
+        </w:rPr>
+        <w:t>"Submit</w:t>
+      </w:r>
+      <w:r>
+        <w:rPr>
+          <w:rFonts w:ascii="Segoe UI" w:hAnsi="Segoe UI" w:eastAsia="Segoe UI" w:cs="Segoe UI"/>
+          <w:noProof w:val="0"/>
+          <w:sz w:val="19"/>
+          <w:szCs w:val="19"/>
+          <w:lang w:val="en-US"/>
+        </w:rPr>
+        <w:t xml:space="preserve"> Report" button. Also on the map, the text on the map itself </w:t>
+      </w:r>
+      <w:r>
+        <w:rPr>
+          <w:rFonts w:ascii="Segoe UI" w:hAnsi="Segoe UI" w:eastAsia="Segoe UI" w:cs="Segoe UI"/>
+          <w:noProof w:val="0"/>
+          <w:sz w:val="19"/>
+          <w:szCs w:val="19"/>
+          <w:lang w:val="en-US"/>
+        </w:rPr>
+        <w:t>are</w:t>
+      </w:r>
+      <w:r>
+        <w:rPr>
+          <w:rFonts w:ascii="Segoe UI" w:hAnsi="Segoe UI" w:eastAsia="Segoe UI" w:cs="Segoe UI"/>
+          <w:noProof w:val="0"/>
+          <w:sz w:val="19"/>
+          <w:szCs w:val="19"/>
+          <w:lang w:val="en-US"/>
+        </w:rPr>
+        <w:t xml:space="preserve"> all white instead of being </w:t>
+      </w:r>
+      <w:r>
+        <w:rPr>
+          <w:rFonts w:ascii="Segoe UI" w:hAnsi="Segoe UI" w:eastAsia="Segoe UI" w:cs="Segoe UI"/>
+          <w:noProof w:val="0"/>
+          <w:sz w:val="19"/>
+          <w:szCs w:val="19"/>
+          <w:lang w:val="en-US"/>
+        </w:rPr>
+        <w:t>colour</w:t>
+      </w:r>
+      <w:r>
+        <w:rPr>
+          <w:rFonts w:ascii="Segoe UI" w:hAnsi="Segoe UI" w:eastAsia="Segoe UI" w:cs="Segoe UI"/>
+          <w:noProof w:val="0"/>
+          <w:sz w:val="19"/>
+          <w:szCs w:val="19"/>
+          <w:lang w:val="en-US"/>
+        </w:rPr>
+        <w:t xml:space="preserve"> coded like on the legend”</w:t>
+      </w:r>
+    </w:p>
+    <w:p>
+      <w:pPr>
+        <w:pStyle w:val="Normal"/>
+        <w:bidi w:val="0"/>
+        <w:spacing w:before="240" w:beforeAutospacing="off" w:after="240" w:afterAutospacing="off" w:line="279" w:lineRule="auto"/>
+        <w:ind w:left="0" w:right="0"/>
+        <w:jc w:val="left"/>
+      </w:pPr>
+      <w:r>
+        <w:rPr>
+          <w:rFonts w:ascii="Segoe UI" w:hAnsi="Segoe UI" w:eastAsia="Segoe UI" w:cs="Segoe UI"/>
+          <w:noProof w:val="0"/>
+          <w:sz w:val="19"/>
+          <w:szCs w:val="19"/>
+          <w:lang w:val="en-US"/>
+        </w:rPr>
+        <w:t>“Are you able to make it so the scrollwheel on your mouse can zoom in and out for the map?”</w:t>
+      </w:r>
+    </w:p>
+    <w:p>
+      <w:pPr>
+        <w:pStyle w:val="Normal"/>
+        <w:bidi w:val="0"/>
+        <w:spacing w:before="240" w:beforeAutospacing="off" w:after="240" w:afterAutospacing="off" w:line="279" w:lineRule="auto"/>
+        <w:ind w:left="0" w:right="0"/>
+        <w:jc w:val="left"/>
+      </w:pPr>
+      <w:r>
+        <w:rPr>
+          <w:rFonts w:ascii="Segoe UI" w:hAnsi="Segoe UI" w:eastAsia="Segoe UI" w:cs="Segoe UI"/>
+          <w:noProof w:val="0"/>
+          <w:sz w:val="19"/>
+          <w:szCs w:val="19"/>
+          <w:lang w:val="en-US"/>
+        </w:rPr>
+        <w:t>“For text size in settings, can you replace the 2 options of sizes with a slider so there are more than 2 choices”</w:t>
+      </w:r>
+    </w:p>
+    <w:p>
+      <w:pPr>
+        <w:pStyle w:val="Normal"/>
+        <w:bidi w:val="0"/>
+        <w:spacing w:before="240" w:beforeAutospacing="off" w:after="240" w:afterAutospacing="off" w:line="279" w:lineRule="auto"/>
+        <w:ind w:left="0" w:right="0"/>
+        <w:jc w:val="left"/>
+      </w:pPr>
+      <w:r>
+        <w:rPr>
+          <w:rFonts w:ascii="Segoe UI" w:hAnsi="Segoe UI" w:eastAsia="Segoe UI" w:cs="Segoe UI"/>
+          <w:noProof w:val="0"/>
+          <w:sz w:val="19"/>
+          <w:szCs w:val="19"/>
+          <w:lang w:val="en-US"/>
+        </w:rPr>
+        <w:t>“Another quick fix for the canteen page, the red text displaying the allergens under the "Everyday Menu", can you align them please”</w:t>
+      </w:r>
+    </w:p>
+    <w:p>
+      <w:pPr>
+        <w:pStyle w:val="Normal"/>
+        <w:bidi w:val="0"/>
+        <w:spacing w:before="240" w:beforeAutospacing="off" w:after="240" w:afterAutospacing="off"/>
+        <w:jc w:val="left"/>
+        <w:rPr>
+          <w:rFonts w:ascii="Segoe UI" w:hAnsi="Segoe UI" w:eastAsia="Segoe UI" w:cs="Segoe UI"/>
+          <w:noProof w:val="0"/>
+          <w:sz w:val="19"/>
+          <w:szCs w:val="19"/>
+          <w:lang w:val="en-US"/>
+        </w:rPr>
+      </w:pPr>
+    </w:p>
+    <w:p>
+      <w:pPr>
+        <w:spacing w:before="240" w:beforeAutospacing="off" w:after="240" w:afterAutospacing="off"/>
+        <w:rPr>
+          <w:rFonts w:ascii="Segoe UI" w:hAnsi="Segoe UI" w:eastAsia="Segoe UI" w:cs="Segoe UI"/>
+          <w:b w:val="1"/>
+          <w:bCs w:val="1"/>
+          <w:noProof w:val="0"/>
+          <w:sz w:val="19"/>
+          <w:szCs w:val="19"/>
+          <w:lang w:val="en-US"/>
+        </w:rPr>
+      </w:pPr>
     </w:p>
     <w:p>
       <w:pPr>
@@ -3074,7 +3863,7 @@
     <w:basedOn w:val="Normal"/>
     <w:next w:val="Normal"/>
     <w:qFormat/>
-    <w:rsid w:val="169D9CBC"/>
+    <w:rsid w:val="074D0E5A"/>
     <w:rPr>
       <w:rFonts w:ascii="Aptos Display" w:hAnsi="Aptos Display" w:eastAsia="" w:cs="" w:asciiTheme="majorAscii" w:hAnsiTheme="majorAscii" w:eastAsiaTheme="majorEastAsia" w:cstheme="majorBidi"/>
       <w:color w:val="0F4761" w:themeColor="accent1" w:themeTint="FF" w:themeShade="BF"/>
@@ -3093,7 +3882,7 @@
     <w:name w:val="List Paragraph"/>
     <w:basedOn w:val="Normal"/>
     <w:qFormat/>
-    <w:rsid w:val="169D9CBC"/>
+    <w:rsid w:val="074D0E5A"/>
     <w:pPr>
       <w:spacing/>
       <w:ind w:left="720"/>
@@ -3105,7 +3894,7 @@
     <w:name w:val="Hyperlink"/>
     <w:basedOn w:val="DefaultParagraphFont"/>
     <w:unhideWhenUsed/>
-    <w:rsid w:val="169D9CBC"/>
+    <w:rsid w:val="074D0E5A"/>
     <w:rPr>
       <w:color w:val="467886"/>
       <w:u w:val="single"/>
